--- a/docassemble/MODivorceForms/data/templates/judgment_attachment_addendum.docx
+++ b/docassemble/MODivorceForms/data/templates/judgment_attachment_addendum.docx
@@ -893,23 +893,7 @@
           <w:sz w:val="24"/>
           <w:szCs w:val="24"/>
         </w:rPr>
-        <w:t xml:space="preserve">{%p for field in </w:t>
-      </w:r>
-      <w:r>
-        <w:rPr>
-          <w:rFonts w:ascii="Helvetica" w:hAnsi="Helvetica"/>
-          <w:sz w:val="24"/>
-          <w:szCs w:val="24"/>
-        </w:rPr>
-        <w:t>judgment_attachment</w:t>
-      </w:r>
-      <w:r>
-        <w:rPr>
-          <w:rFonts w:ascii="Helvetica" w:hAnsi="Helvetica"/>
-          <w:sz w:val="24"/>
-          <w:szCs w:val="24"/>
-        </w:rPr>
-        <w:t>[i].overflow() %}</w:t>
+        <w:t>{%p for field in judgment_attachment[i].overflow() %}</w:t>
       </w:r>
       <w:bookmarkStart w:id="0" w:name="_GoBack"/>
       <w:bookmarkEnd w:id="0"/>
@@ -929,7 +913,23 @@
           <w:sz w:val="24"/>
           <w:szCs w:val="24"/>
         </w:rPr>
-        <w:t>{%p if field.field_name in [“children_of_marriage”] %}</w:t>
+        <w:t>{%p if field.field_name in [“children_of_marriage_</w:t>
+      </w:r>
+      <w:r>
+        <w:rPr>
+          <w:rFonts w:ascii="Helvetica" w:hAnsi="Helvetica"/>
+          <w:sz w:val="24"/>
+          <w:szCs w:val="24"/>
+        </w:rPr>
+        <w:t>minor</w:t>
+      </w:r>
+      <w:r>
+        <w:rPr>
+          <w:rFonts w:ascii="Helvetica" w:hAnsi="Helvetica"/>
+          <w:sz w:val="24"/>
+          <w:szCs w:val="24"/>
+        </w:rPr>
+        <w:t>”] %}</w:t>
       </w:r>
     </w:p>
     <w:p>
@@ -951,23 +951,7 @@
           <w:sz w:val="24"/>
           <w:szCs w:val="24"/>
         </w:rPr>
-        <w:t xml:space="preserve">8. </w:t>
-      </w:r>
-      <w:r>
-        <w:rPr>
-          <w:rFonts w:cs="Arial" w:ascii="Helvetica" w:hAnsi="Helvetica"/>
-          <w:sz w:val="24"/>
-          <w:szCs w:val="24"/>
-        </w:rPr>
-        <w:t xml:space="preserve">Additional Children </w:t>
-      </w:r>
-      <w:r>
-        <w:rPr>
-          <w:rFonts w:cs="Arial" w:ascii="Helvetica" w:hAnsi="Helvetica"/>
-          <w:sz w:val="24"/>
-          <w:szCs w:val="24"/>
-        </w:rPr>
-        <w:t>of the Marriage</w:t>
+        <w:t>8. Additional Children of the Marriage</w:t>
       </w:r>
     </w:p>
     <w:p>
@@ -980,7 +964,11 @@
         </w:rPr>
       </w:pPr>
       <w:r>
-        <w:rPr/>
+        <w:rPr>
+          <w:rFonts w:ascii="Helvetica" w:hAnsi="Helvetica"/>
+          <w:sz w:val="24"/>
+          <w:szCs w:val="24"/>
+        </w:rPr>
       </w:r>
     </w:p>
     <w:tbl>
@@ -999,15 +987,15 @@
         <w:tblLook w:val="04a0" w:noHBand="0" w:noVBand="1" w:firstColumn="1" w:lastRow="0" w:lastColumn="0" w:firstRow="1"/>
       </w:tblPr>
       <w:tblGrid>
-        <w:gridCol w:w="4950"/>
-        <w:gridCol w:w="2610"/>
+        <w:gridCol w:w="4949"/>
+        <w:gridCol w:w="2611"/>
         <w:gridCol w:w="1800"/>
       </w:tblGrid>
       <w:tr>
         <w:trPr/>
         <w:tc>
           <w:tcPr>
-            <w:tcW w:w="4950" w:type="dxa"/>
+            <w:tcW w:w="4949" w:type="dxa"/>
             <w:tcBorders/>
           </w:tcPr>
           <w:p>
@@ -1038,7 +1026,7 @@
         </w:tc>
         <w:tc>
           <w:tcPr>
-            <w:tcW w:w="2610" w:type="dxa"/>
+            <w:tcW w:w="2611" w:type="dxa"/>
             <w:tcBorders>
               <w:right w:val="nil"/>
             </w:tcBorders>
@@ -1107,7 +1095,7 @@
         <w:trPr/>
         <w:tc>
           <w:tcPr>
-            <w:tcW w:w="4950" w:type="dxa"/>
+            <w:tcW w:w="4949" w:type="dxa"/>
             <w:tcBorders/>
           </w:tcPr>
           <w:p>
@@ -1137,7 +1125,7 @@
         </w:tc>
         <w:tc>
           <w:tcPr>
-            <w:tcW w:w="2610" w:type="dxa"/>
+            <w:tcW w:w="2611" w:type="dxa"/>
             <w:tcBorders>
               <w:right w:val="nil"/>
             </w:tcBorders>
@@ -1196,7 +1184,7 @@
         <w:trPr/>
         <w:tc>
           <w:tcPr>
-            <w:tcW w:w="4950" w:type="dxa"/>
+            <w:tcW w:w="4949" w:type="dxa"/>
             <w:tcBorders/>
           </w:tcPr>
           <w:p>
@@ -1220,53 +1208,13 @@
                 <w:szCs w:val="24"/>
                 <w:lang w:val="en-US" w:eastAsia="en-US" w:bidi="ar-SA"/>
               </w:rPr>
-              <w:t xml:space="preserve">{{ </w:t>
-            </w:r>
-            <w:r>
-              <w:rPr>
-                <w:rFonts w:eastAsia="Calibri" w:cs="Arial" w:ascii="Helvetica" w:hAnsi="Helvetica"/>
-                <w:kern w:val="0"/>
-                <w:sz w:val="24"/>
-                <w:szCs w:val="24"/>
-                <w:lang w:val="en-US" w:eastAsia="en-US" w:bidi="ar-SA"/>
-              </w:rPr>
-              <w:t>redact(</w:t>
-            </w:r>
-            <w:r>
-              <w:rPr>
-                <w:rFonts w:eastAsia="Calibri" w:cs="Arial" w:ascii="Helvetica" w:hAnsi="Helvetica"/>
-                <w:kern w:val="0"/>
-                <w:sz w:val="24"/>
-                <w:szCs w:val="24"/>
-                <w:lang w:val="en-US" w:eastAsia="en-US" w:bidi="ar-SA"/>
-              </w:rPr>
-              <w:t>row.name.full()</w:t>
-            </w:r>
-            <w:r>
-              <w:rPr>
-                <w:rFonts w:eastAsia="Calibri" w:cs="Arial" w:ascii="Helvetica" w:hAnsi="Helvetica"/>
-                <w:kern w:val="0"/>
-                <w:sz w:val="24"/>
-                <w:szCs w:val="24"/>
-                <w:lang w:val="en-US" w:eastAsia="en-US" w:bidi="ar-SA"/>
-              </w:rPr>
-              <w:t>)</w:t>
-            </w:r>
-            <w:r>
-              <w:rPr>
-                <w:rFonts w:eastAsia="Calibri" w:cs="Arial" w:ascii="Helvetica" w:hAnsi="Helvetica"/>
-                <w:kern w:val="0"/>
-                <w:sz w:val="24"/>
-                <w:szCs w:val="24"/>
-                <w:lang w:val="en-US" w:eastAsia="en-US" w:bidi="ar-SA"/>
-              </w:rPr>
-              <w:t xml:space="preserve"> }}</w:t>
-            </w:r>
-          </w:p>
-        </w:tc>
-        <w:tc>
-          <w:tcPr>
-            <w:tcW w:w="2610" w:type="dxa"/>
+              <w:t>{{ redact(row.name.full()) }}</w:t>
+            </w:r>
+          </w:p>
+        </w:tc>
+        <w:tc>
+          <w:tcPr>
+            <w:tcW w:w="2611" w:type="dxa"/>
             <w:tcBorders>
               <w:right w:val="nil"/>
             </w:tcBorders>
@@ -1320,39 +1268,7 @@
                 <w:sz w:val="24"/>
                 <w:szCs w:val="24"/>
               </w:rPr>
-              <w:t xml:space="preserve">{{ </w:t>
-            </w:r>
-            <w:r>
-              <w:rPr>
-                <w:rFonts w:ascii="Helvetica" w:hAnsi="Helvetica"/>
-                <w:sz w:val="24"/>
-                <w:szCs w:val="24"/>
-              </w:rPr>
-              <w:t>redact(</w:t>
-            </w:r>
-            <w:r>
-              <w:rPr>
-                <w:rFonts w:ascii="Helvetica" w:hAnsi="Helvetica"/>
-                <w:sz w:val="24"/>
-                <w:szCs w:val="24"/>
-              </w:rPr>
-              <w:t>"{:.0f}".format(row.ssn)</w:t>
-            </w:r>
-            <w:r>
-              <w:rPr>
-                <w:rFonts w:ascii="Helvetica" w:hAnsi="Helvetica"/>
-                <w:sz w:val="24"/>
-                <w:szCs w:val="24"/>
-              </w:rPr>
-              <w:t>)</w:t>
-            </w:r>
-            <w:r>
-              <w:rPr>
-                <w:rFonts w:ascii="Helvetica" w:hAnsi="Helvetica"/>
-                <w:sz w:val="24"/>
-                <w:szCs w:val="24"/>
-              </w:rPr>
-              <w:t xml:space="preserve"> }}</w:t>
+              <w:t>{{ redact("{:.0f}".format(row.ssn)) }}</w:t>
             </w:r>
           </w:p>
         </w:tc>
@@ -1361,7 +1277,7 @@
         <w:trPr/>
         <w:tc>
           <w:tcPr>
-            <w:tcW w:w="4950" w:type="dxa"/>
+            <w:tcW w:w="4949" w:type="dxa"/>
             <w:tcBorders/>
           </w:tcPr>
           <w:p>
@@ -1391,7 +1307,7 @@
         </w:tc>
         <w:tc>
           <w:tcPr>
-            <w:tcW w:w="2610" w:type="dxa"/>
+            <w:tcW w:w="2611" w:type="dxa"/>
             <w:tcBorders>
               <w:right w:val="nil"/>
             </w:tcBorders>
@@ -1462,32 +1378,11 @@
           <w:sz w:val="24"/>
           <w:szCs w:val="24"/>
         </w:rPr>
-        <w:t xml:space="preserve">{%p </w:t>
-      </w:r>
-      <w:r>
-        <w:rPr>
-          <w:rFonts w:ascii="Helvetica" w:hAnsi="Helvetica"/>
-          <w:sz w:val="24"/>
-          <w:szCs w:val="24"/>
-        </w:rPr>
-        <w:t>el</w:t>
-      </w:r>
-      <w:r>
-        <w:rPr>
-          <w:rFonts w:ascii="Helvetica" w:hAnsi="Helvetica"/>
-          <w:sz w:val="24"/>
-          <w:szCs w:val="24"/>
-        </w:rPr>
-        <w:t>if field.field_name in [“persons_lived_with”] %}</w:t>
       </w:r>
     </w:p>
     <w:p>
       <w:pPr>
-        <w:pStyle w:val="Heading2"/>
-        <w:numPr>
-          <w:ilvl w:val="1"/>
-          <w:numId w:val="1"/>
-        </w:numPr>
+        <w:pStyle w:val="Normal"/>
         <w:rPr>
           <w:rFonts w:ascii="Helvetica" w:hAnsi="Helvetica"/>
           <w:sz w:val="24"/>
@@ -1496,573 +1391,11 @@
       </w:pPr>
       <w:r>
         <w:rPr>
-          <w:rFonts w:cs="Arial" w:ascii="Helvetica" w:hAnsi="Helvetica"/>
-          <w:sz w:val="24"/>
-          <w:szCs w:val="24"/>
-        </w:rPr>
-        <w:t>9. Addresses at which the children have lived during the past five years</w:t>
-      </w:r>
-    </w:p>
-    <w:tbl>
-      <w:tblPr>
-        <w:tblStyle w:val="TableGrid"/>
-        <w:tblW w:w="9360" w:type="dxa"/>
-        <w:jc w:val="center"/>
-        <w:tblInd w:w="0" w:type="dxa"/>
-        <w:tblLayout w:type="fixed"/>
-        <w:tblCellMar>
-          <w:top w:w="0" w:type="dxa"/>
-          <w:left w:w="108" w:type="dxa"/>
-          <w:bottom w:w="0" w:type="dxa"/>
-          <w:right w:w="108" w:type="dxa"/>
-        </w:tblCellMar>
-        <w:tblLook w:val="04a0" w:noHBand="0" w:noVBand="1" w:firstColumn="1" w:lastRow="0" w:lastColumn="0" w:firstRow="1"/>
-      </w:tblPr>
-      <w:tblGrid>
-        <w:gridCol w:w="3240"/>
-        <w:gridCol w:w="2610"/>
-        <w:gridCol w:w="1620"/>
-        <w:gridCol w:w="1889"/>
-      </w:tblGrid>
-      <w:tr>
-        <w:trPr/>
-        <w:tc>
-          <w:tcPr>
-            <w:tcW w:w="3240" w:type="dxa"/>
-            <w:tcBorders/>
-          </w:tcPr>
-          <w:p>
-            <w:pPr>
-              <w:pStyle w:val="Normal"/>
-              <w:widowControl w:val="false"/>
-              <w:suppressAutoHyphens w:val="true"/>
-              <w:spacing w:lineRule="auto" w:line="240" w:before="0" w:after="0"/>
-              <w:jc w:val="left"/>
-              <w:rPr>
-                <w:rFonts w:ascii="Helvetica" w:hAnsi="Helvetica"/>
-                <w:sz w:val="24"/>
-                <w:szCs w:val="24"/>
-              </w:rPr>
-            </w:pPr>
-            <w:r>
-              <w:rPr>
-                <w:rFonts w:eastAsia="Calibri" w:cs="Arial" w:ascii="Helvetica" w:hAnsi="Helvetica"/>
-                <w:b/>
-                <w:kern w:val="0"/>
-                <w:sz w:val="24"/>
-                <w:szCs w:val="24"/>
-                <w:lang w:val="en-US" w:eastAsia="en-US" w:bidi="ar-SA"/>
-              </w:rPr>
-              <w:t>Name</w:t>
-            </w:r>
-          </w:p>
-        </w:tc>
-        <w:tc>
-          <w:tcPr>
-            <w:tcW w:w="2610" w:type="dxa"/>
-            <w:tcBorders>
-              <w:right w:val="nil"/>
-            </w:tcBorders>
-          </w:tcPr>
-          <w:p>
-            <w:pPr>
-              <w:pStyle w:val="Normal"/>
-              <w:widowControl w:val="false"/>
-              <w:suppressAutoHyphens w:val="true"/>
-              <w:spacing w:lineRule="auto" w:line="240" w:before="0" w:after="0"/>
-              <w:jc w:val="left"/>
-              <w:rPr>
-                <w:rFonts w:ascii="Helvetica" w:hAnsi="Helvetica"/>
-                <w:sz w:val="24"/>
-                <w:szCs w:val="24"/>
-              </w:rPr>
-            </w:pPr>
-            <w:r>
-              <w:rPr>
-                <w:rFonts w:eastAsia="Calibri" w:cs="Arial" w:ascii="Helvetica" w:hAnsi="Helvetica"/>
-                <w:b/>
-                <w:kern w:val="0"/>
-                <w:sz w:val="24"/>
-                <w:szCs w:val="24"/>
-                <w:lang w:val="en-US" w:eastAsia="en-US" w:bidi="ar-SA"/>
-              </w:rPr>
-              <w:t>Date of Birth</w:t>
-            </w:r>
-          </w:p>
-        </w:tc>
-        <w:tc>
-          <w:tcPr>
-            <w:tcW w:w="1620" w:type="dxa"/>
-            <w:tcBorders>
-              <w:right w:val="nil"/>
-            </w:tcBorders>
-          </w:tcPr>
-          <w:p>
-            <w:pPr>
-              <w:pStyle w:val="Normal"/>
-              <w:widowControl w:val="false"/>
-              <w:suppressAutoHyphens w:val="true"/>
-              <w:spacing w:lineRule="auto" w:line="240" w:before="0" w:after="0"/>
-              <w:jc w:val="left"/>
-              <w:rPr>
-                <w:rFonts w:ascii="Helvetica" w:hAnsi="Helvetica"/>
-                <w:b/>
-                <w:b/>
-                <w:bCs/>
-                <w:sz w:val="24"/>
-                <w:szCs w:val="24"/>
-              </w:rPr>
-            </w:pPr>
-            <w:r>
-              <w:rPr>
-                <w:rFonts w:ascii="Helvetica" w:hAnsi="Helvetica"/>
-                <w:b/>
-                <w:bCs/>
-                <w:sz w:val="24"/>
-                <w:szCs w:val="24"/>
-              </w:rPr>
-              <w:t>Sex</w:t>
-            </w:r>
-          </w:p>
-        </w:tc>
-        <w:tc>
-          <w:tcPr>
-            <w:tcW w:w="1889" w:type="dxa"/>
-            <w:tcBorders/>
-          </w:tcPr>
-          <w:p>
-            <w:pPr>
-              <w:pStyle w:val="Normal"/>
-              <w:widowControl w:val="false"/>
-              <w:suppressAutoHyphens w:val="true"/>
-              <w:spacing w:lineRule="auto" w:line="240" w:before="0" w:after="0"/>
-              <w:jc w:val="left"/>
-              <w:rPr>
-                <w:rFonts w:ascii="Helvetica" w:hAnsi="Helvetica"/>
-                <w:b/>
-                <w:b/>
-                <w:bCs/>
-                <w:sz w:val="24"/>
-                <w:szCs w:val="24"/>
-              </w:rPr>
-            </w:pPr>
-            <w:r>
-              <w:rPr>
-                <w:rFonts w:ascii="Helvetica" w:hAnsi="Helvetica"/>
-                <w:b/>
-                <w:bCs/>
-                <w:sz w:val="24"/>
-                <w:szCs w:val="24"/>
-              </w:rPr>
-              <w:t>SSN</w:t>
-            </w:r>
-          </w:p>
-        </w:tc>
-      </w:tr>
-      <w:tr>
-        <w:trPr/>
-        <w:tc>
-          <w:tcPr>
-            <w:tcW w:w="3240" w:type="dxa"/>
-            <w:tcBorders/>
-          </w:tcPr>
-          <w:p>
-            <w:pPr>
-              <w:pStyle w:val="Normal"/>
-              <w:widowControl w:val="false"/>
-              <w:suppressAutoHyphens w:val="true"/>
-              <w:spacing w:lineRule="auto" w:line="240" w:before="0" w:after="0"/>
-              <w:jc w:val="left"/>
-              <w:rPr>
-                <w:rFonts w:ascii="Helvetica" w:hAnsi="Helvetica"/>
-                <w:sz w:val="24"/>
-                <w:szCs w:val="24"/>
-              </w:rPr>
-            </w:pPr>
-            <w:r>
-              <w:rPr>
-                <w:rFonts w:eastAsia="Calibri" w:cs="Arial" w:ascii="Helvetica" w:hAnsi="Helvetica"/>
-                <w:kern w:val="0"/>
-                <w:sz w:val="24"/>
-                <w:szCs w:val="24"/>
-                <w:lang w:val="en-US" w:eastAsia="en-US" w:bidi="ar-SA"/>
-              </w:rPr>
-              <w:t>{%tr for row in field.overflow_value() %}</w:t>
-            </w:r>
-          </w:p>
-        </w:tc>
-        <w:tc>
-          <w:tcPr>
-            <w:tcW w:w="2610" w:type="dxa"/>
-            <w:tcBorders>
-              <w:right w:val="nil"/>
-            </w:tcBorders>
-          </w:tcPr>
-          <w:p>
-            <w:pPr>
-              <w:pStyle w:val="Normal"/>
-              <w:widowControl w:val="false"/>
-              <w:suppressAutoHyphens w:val="true"/>
-              <w:spacing w:lineRule="auto" w:line="240" w:before="0" w:after="0"/>
-              <w:jc w:val="left"/>
-              <w:rPr>
-                <w:rFonts w:ascii="Helvetica" w:hAnsi="Helvetica" w:eastAsia="Calibri" w:cs="Arial"/>
-                <w:sz w:val="24"/>
-                <w:szCs w:val="24"/>
-              </w:rPr>
-            </w:pPr>
-            <w:r>
-              <w:rPr>
-                <w:rFonts w:eastAsia="Calibri" w:cs="Arial" w:ascii="Helvetica" w:hAnsi="Helvetica"/>
-                <w:sz w:val="24"/>
-                <w:szCs w:val="24"/>
-              </w:rPr>
-            </w:r>
-          </w:p>
-        </w:tc>
-        <w:tc>
-          <w:tcPr>
-            <w:tcW w:w="1620" w:type="dxa"/>
-            <w:tcBorders>
-              <w:right w:val="nil"/>
-            </w:tcBorders>
-          </w:tcPr>
-          <w:p>
-            <w:pPr>
-              <w:pStyle w:val="Normal"/>
-              <w:widowControl w:val="false"/>
-              <w:suppressAutoHyphens w:val="true"/>
-              <w:spacing w:lineRule="auto" w:line="240" w:before="0" w:after="0"/>
-              <w:jc w:val="left"/>
-              <w:rPr>
-                <w:rFonts w:ascii="Helvetica" w:hAnsi="Helvetica" w:eastAsia="Calibri" w:cs="Arial"/>
-                <w:sz w:val="24"/>
-                <w:szCs w:val="24"/>
-              </w:rPr>
-            </w:pPr>
-            <w:r>
-              <w:rPr>
-                <w:rFonts w:eastAsia="Calibri" w:cs="Arial" w:ascii="Helvetica" w:hAnsi="Helvetica"/>
-                <w:sz w:val="24"/>
-                <w:szCs w:val="24"/>
-              </w:rPr>
-            </w:r>
-          </w:p>
-        </w:tc>
-        <w:tc>
-          <w:tcPr>
-            <w:tcW w:w="1889" w:type="dxa"/>
-            <w:tcBorders/>
-          </w:tcPr>
-          <w:p>
-            <w:pPr>
-              <w:pStyle w:val="Normal"/>
-              <w:widowControl w:val="false"/>
-              <w:suppressAutoHyphens w:val="true"/>
-              <w:spacing w:lineRule="auto" w:line="240" w:before="0" w:after="0"/>
-              <w:jc w:val="left"/>
-              <w:rPr>
-                <w:rFonts w:ascii="Helvetica" w:hAnsi="Helvetica" w:eastAsia="Calibri" w:cs="Arial"/>
-                <w:sz w:val="24"/>
-                <w:szCs w:val="24"/>
-              </w:rPr>
-            </w:pPr>
-            <w:r>
-              <w:rPr>
-                <w:rFonts w:eastAsia="Calibri" w:cs="Arial" w:ascii="Helvetica" w:hAnsi="Helvetica"/>
-                <w:sz w:val="24"/>
-                <w:szCs w:val="24"/>
-              </w:rPr>
-            </w:r>
-          </w:p>
-        </w:tc>
-      </w:tr>
-      <w:tr>
-        <w:trPr/>
-        <w:tc>
-          <w:tcPr>
-            <w:tcW w:w="3240" w:type="dxa"/>
-            <w:tcBorders/>
-          </w:tcPr>
-          <w:p>
-            <w:pPr>
-              <w:pStyle w:val="Normal"/>
-              <w:widowControl w:val="false"/>
-              <w:suppressAutoHyphens w:val="true"/>
-              <w:spacing w:lineRule="auto" w:line="240" w:before="0" w:after="0"/>
-              <w:jc w:val="left"/>
-              <w:rPr>
-                <w:rFonts w:ascii="Helvetica" w:hAnsi="Helvetica"/>
-                <w:sz w:val="24"/>
-                <w:szCs w:val="24"/>
-              </w:rPr>
-            </w:pPr>
-            <w:r>
-              <w:rPr>
-                <w:rFonts w:eastAsia="Calibri" w:cs="Arial" w:ascii="Helvetica" w:hAnsi="Helvetica"/>
-                <w:kern w:val="0"/>
-                <w:sz w:val="24"/>
-                <w:szCs w:val="24"/>
-                <w:lang w:val="en-US" w:eastAsia="en-US" w:bidi="ar-SA"/>
-              </w:rPr>
-              <w:t>{{ row.name.full() }}</w:t>
-            </w:r>
-          </w:p>
-        </w:tc>
-        <w:tc>
-          <w:tcPr>
-            <w:tcW w:w="2610" w:type="dxa"/>
-            <w:tcBorders>
-              <w:right w:val="nil"/>
-            </w:tcBorders>
-          </w:tcPr>
-          <w:p>
-            <w:pPr>
-              <w:pStyle w:val="Normal"/>
-              <w:widowControl w:val="false"/>
-              <w:suppressAutoHyphens w:val="true"/>
-              <w:spacing w:lineRule="auto" w:line="240" w:before="0" w:after="0"/>
-              <w:jc w:val="left"/>
-              <w:rPr>
-                <w:rFonts w:ascii="Helvetica" w:hAnsi="Helvetica"/>
-                <w:sz w:val="24"/>
-                <w:szCs w:val="24"/>
-              </w:rPr>
-            </w:pPr>
-            <w:r>
-              <w:rPr>
-                <w:rFonts w:eastAsia="Calibri" w:cs="Arial" w:ascii="Helvetica" w:hAnsi="Helvetica"/>
-                <w:kern w:val="0"/>
-                <w:sz w:val="24"/>
-                <w:szCs w:val="24"/>
-                <w:lang w:val="en-US" w:eastAsia="en-US" w:bidi="ar-SA"/>
-              </w:rPr>
-              <w:t>{{ format_date(row.birthdate, format='M/d/yyyy') }}</w:t>
-            </w:r>
-          </w:p>
-        </w:tc>
-        <w:tc>
-          <w:tcPr>
-            <w:tcW w:w="1620" w:type="dxa"/>
-            <w:tcBorders>
-              <w:right w:val="nil"/>
-            </w:tcBorders>
-          </w:tcPr>
-          <w:p>
-            <w:pPr>
-              <w:pStyle w:val="Normal"/>
-              <w:widowControl w:val="false"/>
-              <w:suppressAutoHyphens w:val="true"/>
-              <w:spacing w:lineRule="auto" w:line="240" w:before="0" w:after="0"/>
-              <w:jc w:val="left"/>
-              <w:rPr>
-                <w:rFonts w:ascii="Helvetica" w:hAnsi="Helvetica"/>
-                <w:sz w:val="24"/>
-                <w:szCs w:val="24"/>
-              </w:rPr>
-            </w:pPr>
-            <w:r>
-              <w:rPr>
-                <w:rFonts w:ascii="Helvetica" w:hAnsi="Helvetica"/>
-                <w:sz w:val="24"/>
-                <w:szCs w:val="24"/>
-              </w:rPr>
-            </w:r>
-          </w:p>
-        </w:tc>
-        <w:tc>
-          <w:tcPr>
-            <w:tcW w:w="1889" w:type="dxa"/>
-            <w:tcBorders/>
-          </w:tcPr>
-          <w:p>
-            <w:pPr>
-              <w:pStyle w:val="Normal"/>
-              <w:widowControl w:val="false"/>
-              <w:suppressAutoHyphens w:val="true"/>
-              <w:spacing w:lineRule="auto" w:line="240" w:before="0" w:after="0"/>
-              <w:jc w:val="left"/>
-              <w:rPr>
-                <w:rFonts w:ascii="Helvetica" w:hAnsi="Helvetica"/>
-                <w:sz w:val="24"/>
-                <w:szCs w:val="24"/>
-              </w:rPr>
-            </w:pPr>
-            <w:r>
-              <w:rPr>
-                <w:rFonts w:ascii="Helvetica" w:hAnsi="Helvetica"/>
-                <w:sz w:val="24"/>
-                <w:szCs w:val="24"/>
-              </w:rPr>
-              <w:t>{{ "{:.0f}".format(row.ssn) }}</w:t>
-            </w:r>
-          </w:p>
-        </w:tc>
-      </w:tr>
-      <w:tr>
-        <w:trPr/>
-        <w:tc>
-          <w:tcPr>
-            <w:tcW w:w="3240" w:type="dxa"/>
-            <w:tcBorders/>
-          </w:tcPr>
-          <w:p>
-            <w:pPr>
-              <w:pStyle w:val="Normal"/>
-              <w:widowControl w:val="false"/>
-              <w:suppressAutoHyphens w:val="true"/>
-              <w:spacing w:lineRule="auto" w:line="240" w:before="0" w:after="0"/>
-              <w:jc w:val="left"/>
-              <w:rPr>
-                <w:rFonts w:ascii="Helvetica" w:hAnsi="Helvetica"/>
-                <w:sz w:val="24"/>
-                <w:szCs w:val="24"/>
-              </w:rPr>
-            </w:pPr>
-            <w:r>
-              <w:rPr>
-                <w:rFonts w:eastAsia="Calibri" w:cs="Arial" w:ascii="Helvetica" w:hAnsi="Helvetica"/>
-                <w:kern w:val="0"/>
-                <w:sz w:val="24"/>
-                <w:szCs w:val="24"/>
-                <w:lang w:val="en-US" w:eastAsia="en-US" w:bidi="ar-SA"/>
-              </w:rPr>
-              <w:t>{%tr endfor %}</w:t>
-            </w:r>
-          </w:p>
-        </w:tc>
-        <w:tc>
-          <w:tcPr>
-            <w:tcW w:w="2610" w:type="dxa"/>
-            <w:tcBorders>
-              <w:right w:val="nil"/>
-            </w:tcBorders>
-          </w:tcPr>
-          <w:p>
-            <w:pPr>
-              <w:pStyle w:val="Normal"/>
-              <w:widowControl w:val="false"/>
-              <w:suppressAutoHyphens w:val="true"/>
-              <w:spacing w:lineRule="auto" w:line="240" w:before="0" w:after="0"/>
-              <w:jc w:val="left"/>
-              <w:rPr>
-                <w:rFonts w:ascii="Helvetica" w:hAnsi="Helvetica" w:eastAsia="Calibri" w:cs="Arial"/>
-                <w:sz w:val="24"/>
-                <w:szCs w:val="24"/>
-              </w:rPr>
-            </w:pPr>
-            <w:r>
-              <w:rPr>
-                <w:rFonts w:eastAsia="Calibri" w:cs="Arial" w:ascii="Helvetica" w:hAnsi="Helvetica"/>
-                <w:sz w:val="24"/>
-                <w:szCs w:val="24"/>
-              </w:rPr>
-            </w:r>
-          </w:p>
-        </w:tc>
-        <w:tc>
-          <w:tcPr>
-            <w:tcW w:w="1620" w:type="dxa"/>
-            <w:tcBorders>
-              <w:right w:val="nil"/>
-            </w:tcBorders>
-          </w:tcPr>
-          <w:p>
-            <w:pPr>
-              <w:pStyle w:val="Normal"/>
-              <w:widowControl w:val="false"/>
-              <w:suppressAutoHyphens w:val="true"/>
-              <w:spacing w:lineRule="auto" w:line="240" w:before="0" w:after="0"/>
-              <w:jc w:val="left"/>
-              <w:rPr>
-                <w:rFonts w:ascii="Helvetica" w:hAnsi="Helvetica" w:eastAsia="Calibri" w:cs="Arial"/>
-                <w:sz w:val="24"/>
-                <w:szCs w:val="24"/>
-              </w:rPr>
-            </w:pPr>
-            <w:r>
-              <w:rPr>
-                <w:rFonts w:eastAsia="Calibri" w:cs="Arial" w:ascii="Helvetica" w:hAnsi="Helvetica"/>
-                <w:sz w:val="24"/>
-                <w:szCs w:val="24"/>
-              </w:rPr>
-            </w:r>
-          </w:p>
-        </w:tc>
-        <w:tc>
-          <w:tcPr>
-            <w:tcW w:w="1889" w:type="dxa"/>
-            <w:tcBorders/>
-          </w:tcPr>
-          <w:p>
-            <w:pPr>
-              <w:pStyle w:val="Normal"/>
-              <w:widowControl w:val="false"/>
-              <w:suppressAutoHyphens w:val="true"/>
-              <w:spacing w:lineRule="auto" w:line="240" w:before="0" w:after="0"/>
-              <w:jc w:val="left"/>
-              <w:rPr>
-                <w:rFonts w:ascii="Helvetica" w:hAnsi="Helvetica" w:eastAsia="Calibri" w:cs="Arial"/>
-                <w:sz w:val="24"/>
-                <w:szCs w:val="24"/>
-              </w:rPr>
-            </w:pPr>
-            <w:r>
-              <w:rPr>
-                <w:rFonts w:eastAsia="Calibri" w:cs="Arial" w:ascii="Helvetica" w:hAnsi="Helvetica"/>
-                <w:sz w:val="24"/>
-                <w:szCs w:val="24"/>
-              </w:rPr>
-            </w:r>
-          </w:p>
-        </w:tc>
-      </w:tr>
-    </w:tbl>
-    <w:p>
-      <w:pPr>
-        <w:pStyle w:val="Normal"/>
-        <w:rPr>
-          <w:rFonts w:ascii="Helvetica" w:hAnsi="Helvetica"/>
-          <w:sz w:val="24"/>
-          <w:szCs w:val="24"/>
-        </w:rPr>
-      </w:pPr>
-      <w:r>
-        <w:rPr/>
-      </w:r>
-    </w:p>
-    <w:p>
-      <w:pPr>
-        <w:pStyle w:val="Normal"/>
-        <w:rPr>
-          <w:rFonts w:ascii="Helvetica" w:hAnsi="Helvetica"/>
-          <w:sz w:val="24"/>
-          <w:szCs w:val="24"/>
-        </w:rPr>
-      </w:pPr>
-      <w:r>
-        <w:rPr>
-          <w:rFonts w:ascii="Helvetica" w:hAnsi="Helvetica"/>
-          <w:sz w:val="24"/>
-          <w:szCs w:val="24"/>
-        </w:rPr>
-        <w:t xml:space="preserve">{%p </w:t>
-      </w:r>
-      <w:r>
-        <w:rPr>
-          <w:rFonts w:ascii="Helvetica" w:hAnsi="Helvetica"/>
-          <w:sz w:val="24"/>
-          <w:szCs w:val="24"/>
-        </w:rPr>
-        <w:t>else</w:t>
-      </w:r>
-      <w:r>
-        <w:rPr>
-          <w:rFonts w:ascii="Helvetica" w:hAnsi="Helvetica"/>
-          <w:sz w:val="24"/>
-          <w:szCs w:val="24"/>
-        </w:rPr>
-        <w:t xml:space="preserve"> %}</w:t>
+          <w:rFonts w:ascii="Helvetica" w:hAnsi="Helvetica"/>
+          <w:sz w:val="24"/>
+          <w:szCs w:val="24"/>
+        </w:rPr>
+        <w:t>{%p else %}</w:t>
       </w:r>
     </w:p>
     <w:p>

--- a/docassemble/MODivorceForms/data/templates/judgment_attachment_addendum.docx
+++ b/docassemble/MODivorceForms/data/templates/judgment_attachment_addendum.docx
@@ -1268,7 +1268,7 @@
                 <w:sz w:val="24"/>
                 <w:szCs w:val="24"/>
               </w:rPr>
-              <w:t>{{ redact("{:.0f}".format(row.ssn)) }}</w:t>
+              <w:t>{{ redact(row.ssn) }}</w:t>
             </w:r>
           </w:p>
         </w:tc>

--- a/docassemble/MODivorceForms/data/templates/judgment_attachment_addendum.docx
+++ b/docassemble/MODivorceForms/data/templates/judgment_attachment_addendum.docx
@@ -913,23 +913,7 @@
           <w:sz w:val="24"/>
           <w:szCs w:val="24"/>
         </w:rPr>
-        <w:t>{%p if field.field_name in [“children_of_marriage_</w:t>
-      </w:r>
-      <w:r>
-        <w:rPr>
-          <w:rFonts w:ascii="Helvetica" w:hAnsi="Helvetica"/>
-          <w:sz w:val="24"/>
-          <w:szCs w:val="24"/>
-        </w:rPr>
-        <w:t>minor</w:t>
-      </w:r>
-      <w:r>
-        <w:rPr>
-          <w:rFonts w:ascii="Helvetica" w:hAnsi="Helvetica"/>
-          <w:sz w:val="24"/>
-          <w:szCs w:val="24"/>
-        </w:rPr>
-        <w:t>”] %}</w:t>
+        <w:t>{%p if field.field_name in [“children_of_marriage_minor”] %}</w:t>
       </w:r>
     </w:p>
     <w:p>
@@ -951,7 +935,23 @@
           <w:sz w:val="24"/>
           <w:szCs w:val="24"/>
         </w:rPr>
-        <w:t>8. Additional Children of the Marriage</w:t>
+        <w:t xml:space="preserve">8. Additional </w:t>
+      </w:r>
+      <w:r>
+        <w:rPr>
+          <w:rFonts w:cs="Arial" w:ascii="Helvetica" w:hAnsi="Helvetica"/>
+          <w:sz w:val="24"/>
+          <w:szCs w:val="24"/>
+        </w:rPr>
+        <w:t xml:space="preserve">Minor </w:t>
+      </w:r>
+      <w:r>
+        <w:rPr>
+          <w:rFonts w:cs="Arial" w:ascii="Helvetica" w:hAnsi="Helvetica"/>
+          <w:sz w:val="24"/>
+          <w:szCs w:val="24"/>
+        </w:rPr>
+        <w:t>Children of the Marriage</w:t>
       </w:r>
     </w:p>
     <w:p>
@@ -987,15 +987,15 @@
         <w:tblLook w:val="04a0" w:noHBand="0" w:noVBand="1" w:firstColumn="1" w:lastRow="0" w:lastColumn="0" w:firstRow="1"/>
       </w:tblPr>
       <w:tblGrid>
-        <w:gridCol w:w="4949"/>
-        <w:gridCol w:w="2611"/>
+        <w:gridCol w:w="4948"/>
+        <w:gridCol w:w="2612"/>
         <w:gridCol w:w="1800"/>
       </w:tblGrid>
       <w:tr>
         <w:trPr/>
         <w:tc>
           <w:tcPr>
-            <w:tcW w:w="4949" w:type="dxa"/>
+            <w:tcW w:w="4948" w:type="dxa"/>
             <w:tcBorders/>
           </w:tcPr>
           <w:p>
@@ -1026,7 +1026,7 @@
         </w:tc>
         <w:tc>
           <w:tcPr>
-            <w:tcW w:w="2611" w:type="dxa"/>
+            <w:tcW w:w="2612" w:type="dxa"/>
             <w:tcBorders>
               <w:right w:val="nil"/>
             </w:tcBorders>
@@ -1095,7 +1095,7 @@
         <w:trPr/>
         <w:tc>
           <w:tcPr>
-            <w:tcW w:w="4949" w:type="dxa"/>
+            <w:tcW w:w="4948" w:type="dxa"/>
             <w:tcBorders/>
           </w:tcPr>
           <w:p>
@@ -1125,7 +1125,7 @@
         </w:tc>
         <w:tc>
           <w:tcPr>
-            <w:tcW w:w="2611" w:type="dxa"/>
+            <w:tcW w:w="2612" w:type="dxa"/>
             <w:tcBorders>
               <w:right w:val="nil"/>
             </w:tcBorders>
@@ -1184,7 +1184,7 @@
         <w:trPr/>
         <w:tc>
           <w:tcPr>
-            <w:tcW w:w="4949" w:type="dxa"/>
+            <w:tcW w:w="4948" w:type="dxa"/>
             <w:tcBorders/>
           </w:tcPr>
           <w:p>
@@ -1214,7 +1214,7 @@
         </w:tc>
         <w:tc>
           <w:tcPr>
-            <w:tcW w:w="2611" w:type="dxa"/>
+            <w:tcW w:w="2612" w:type="dxa"/>
             <w:tcBorders>
               <w:right w:val="nil"/>
             </w:tcBorders>
@@ -1277,7 +1277,7 @@
         <w:trPr/>
         <w:tc>
           <w:tcPr>
-            <w:tcW w:w="4949" w:type="dxa"/>
+            <w:tcW w:w="4948" w:type="dxa"/>
             <w:tcBorders/>
           </w:tcPr>
           <w:p>
@@ -1307,7 +1307,7 @@
         </w:tc>
         <w:tc>
           <w:tcPr>
-            <w:tcW w:w="2611" w:type="dxa"/>
+            <w:tcW w:w="2612" w:type="dxa"/>
             <w:tcBorders>
               <w:right w:val="nil"/>
             </w:tcBorders>
